--- a/business/marketing/ETABLIX-COMMENT-HOUSE-STYLE.docx
+++ b/business/marketing/ETABLIX-COMMENT-HOUSE-STYLE.docx
@@ -614,16 +614,21 @@
           <w:sz w:val="20"/>
           <w:szCs w:val="20"/>
         </w:rPr>
-        <w:t xml:space="preserve">The two rules together are the whole brief:</w:t>
-      </w:r>
-      <w:r>
-        <w:rPr>
-          <w:rFonts w:ascii="Arial" w:cs="Arial" w:eastAsia="Arial" w:hAnsi="Arial"/>
-          <w:color w:val="14181D"/>
-          <w:sz w:val="20"/>
-          <w:szCs w:val="20"/>
-        </w:rPr>
-        <w:t xml:space="preserve"> </w:t>
+        <w:t xml:space="preserve">Third standing rule, from 7 October 2026. Keep it short — 60 to 90 words.</w:t>
+      </w:r>
+    </w:p>
+    <w:p>
+      <w:pPr>
+        <w:spacing w:after="90" w:before="90" w:line="280"/>
+      </w:pPr>
+      <w:r>
+        <w:rPr>
+          <w:rFonts w:ascii="Arial" w:cs="Arial" w:eastAsia="Arial" w:hAnsi="Arial"/>
+          <w:color w:val="14181D"/>
+          <w:sz w:val="20"/>
+          <w:szCs w:val="20"/>
+        </w:rPr>
+        <w:t xml:space="preserve">The four comments posted before this rule ran to 150–200 words each. That is an essay, not a comment. On LinkedIn a long comment is collapsed behind </w:t>
       </w:r>
       <w:r>
         <w:rPr>
@@ -634,7 +639,381 @@
           <w:sz w:val="20"/>
           <w:szCs w:val="20"/>
         </w:rPr>
-        <w:t xml:space="preserve">first person, and sell.</w:t>
+        <w:t xml:space="preserve">see more</w:t>
+      </w:r>
+      <w:r>
+        <w:rPr>
+          <w:rFonts w:ascii="Arial" w:cs="Arial" w:eastAsia="Arial" w:hAnsi="Arial"/>
+          <w:color w:val="14181D"/>
+          <w:sz w:val="20"/>
+          <w:szCs w:val="20"/>
+        </w:rPr>
+        <w:t xml:space="preserve">, which means the sell — always the last part — is the part nobody reads. Length does not demonstrate expertise. Having one sharp thing to say does.</w:t>
+      </w:r>
+    </w:p>
+    <w:tbl>
+      <w:tblPr>
+        <w:tblW w:type="dxa" w:w="8300"/>
+        <w:tblBorders>
+          <w:top w:val="single" w:color="auto" w:sz="4"/>
+          <w:left w:val="single" w:color="auto" w:sz="4"/>
+          <w:bottom w:val="single" w:color="auto" w:sz="4"/>
+          <w:right w:val="single" w:color="auto" w:sz="4"/>
+          <w:insideH w:val="single" w:color="auto" w:sz="4"/>
+          <w:insideV w:val="single" w:color="auto" w:sz="4"/>
+        </w:tblBorders>
+      </w:tblPr>
+      <w:tblGrid>
+        <w:gridCol w:w="2075"/>
+        <w:gridCol w:w="6225"/>
+      </w:tblGrid>
+      <w:tr>
+        <w:trPr>
+          <w:tblHeader/>
+        </w:trPr>
+        <w:tc>
+          <w:tcPr>
+            <w:tcW w:type="dxa" w:w="2075"/>
+            <w:shd w:fill="14181D" w:color="auto" w:val="clear"/>
+            <w:tcMar>
+              <w:top w:type="dxa" w:w="70"/>
+              <w:left w:type="dxa" w:w="110"/>
+              <w:bottom w:type="dxa" w:w="70"/>
+              <w:right w:type="dxa" w:w="110"/>
+            </w:tcMar>
+          </w:tcPr>
+          <w:p>
+            <w:pPr>
+              <w:spacing w:after="0" w:before="0" w:line="250"/>
+            </w:pPr>
+            <w:r>
+              <w:rPr>
+                <w:rFonts w:ascii="Arial" w:cs="Arial" w:eastAsia="Arial" w:hAnsi="Arial"/>
+                <w:b/>
+                <w:bCs/>
+                <w:color w:val="FFFFFF"/>
+                <w:sz w:val="15"/>
+                <w:szCs w:val="15"/>
+              </w:rPr>
+              <w:t xml:space="preserve"/>
+            </w:r>
+          </w:p>
+        </w:tc>
+        <w:tc>
+          <w:tcPr>
+            <w:tcW w:type="dxa" w:w="6225"/>
+            <w:shd w:fill="14181D" w:color="auto" w:val="clear"/>
+            <w:tcMar>
+              <w:top w:type="dxa" w:w="70"/>
+              <w:left w:type="dxa" w:w="110"/>
+              <w:bottom w:type="dxa" w:w="70"/>
+              <w:right w:type="dxa" w:w="110"/>
+            </w:tcMar>
+          </w:tcPr>
+          <w:p>
+            <w:pPr>
+              <w:spacing w:after="0" w:before="0" w:line="250"/>
+            </w:pPr>
+            <w:r>
+              <w:rPr>
+                <w:rFonts w:ascii="Arial" w:cs="Arial" w:eastAsia="Arial" w:hAnsi="Arial"/>
+                <w:b/>
+                <w:bCs/>
+                <w:color w:val="FFFFFF"/>
+                <w:sz w:val="15"/>
+                <w:szCs w:val="15"/>
+              </w:rPr>
+              <w:t xml:space="preserve"/>
+            </w:r>
+          </w:p>
+        </w:tc>
+      </w:tr>
+      <w:tr>
+        <w:tc>
+          <w:tcPr>
+            <w:tcW w:type="dxa" w:w="2075"/>
+            <w:tcMar>
+              <w:top w:type="dxa" w:w="70"/>
+              <w:left w:type="dxa" w:w="110"/>
+              <w:bottom w:type="dxa" w:w="70"/>
+              <w:right w:type="dxa" w:w="110"/>
+            </w:tcMar>
+          </w:tcPr>
+          <w:p>
+            <w:pPr>
+              <w:spacing w:after="0" w:before="0" w:line="250"/>
+            </w:pPr>
+            <w:r>
+              <w:rPr>
+                <w:rFonts w:ascii="Arial" w:cs="Arial" w:eastAsia="Arial" w:hAnsi="Arial"/>
+                <w:color w:val="14181D"/>
+                <w:sz w:val="16"/>
+                <w:szCs w:val="16"/>
+              </w:rPr>
+              <w:t xml:space="preserve">Target</w:t>
+            </w:r>
+          </w:p>
+        </w:tc>
+        <w:tc>
+          <w:tcPr>
+            <w:tcW w:type="dxa" w:w="6225"/>
+            <w:tcMar>
+              <w:top w:type="dxa" w:w="70"/>
+              <w:left w:type="dxa" w:w="110"/>
+              <w:bottom w:type="dxa" w:w="70"/>
+              <w:right w:type="dxa" w:w="110"/>
+            </w:tcMar>
+          </w:tcPr>
+          <w:p>
+            <w:pPr>
+              <w:spacing w:after="0" w:before="0" w:line="250"/>
+            </w:pPr>
+            <w:r>
+              <w:rPr>
+                <w:rFonts w:ascii="Arial" w:cs="Arial" w:eastAsia="Arial" w:hAnsi="Arial"/>
+                <w:color w:val="14181D"/>
+                <w:sz w:val="16"/>
+                <w:szCs w:val="16"/>
+              </w:rPr>
+              <w:t xml:space="preserve">60 to 90 words</w:t>
+            </w:r>
+          </w:p>
+        </w:tc>
+      </w:tr>
+      <w:tr>
+        <w:tc>
+          <w:tcPr>
+            <w:tcW w:type="dxa" w:w="2075"/>
+            <w:shd w:fill="F2EFE7" w:color="auto" w:val="clear"/>
+            <w:tcMar>
+              <w:top w:type="dxa" w:w="70"/>
+              <w:left w:type="dxa" w:w="110"/>
+              <w:bottom w:type="dxa" w:w="70"/>
+              <w:right w:type="dxa" w:w="110"/>
+            </w:tcMar>
+          </w:tcPr>
+          <w:p>
+            <w:pPr>
+              <w:spacing w:after="0" w:before="0" w:line="250"/>
+            </w:pPr>
+            <w:r>
+              <w:rPr>
+                <w:rFonts w:ascii="Arial" w:cs="Arial" w:eastAsia="Arial" w:hAnsi="Arial"/>
+                <w:color w:val="14181D"/>
+                <w:sz w:val="16"/>
+                <w:szCs w:val="16"/>
+              </w:rPr>
+              <w:t xml:space="preserve">Hard ceiling</w:t>
+            </w:r>
+          </w:p>
+        </w:tc>
+        <w:tc>
+          <w:tcPr>
+            <w:tcW w:type="dxa" w:w="6225"/>
+            <w:shd w:fill="F2EFE7" w:color="auto" w:val="clear"/>
+            <w:tcMar>
+              <w:top w:type="dxa" w:w="70"/>
+              <w:left w:type="dxa" w:w="110"/>
+              <w:bottom w:type="dxa" w:w="70"/>
+              <w:right w:type="dxa" w:w="110"/>
+            </w:tcMar>
+          </w:tcPr>
+          <w:p>
+            <w:pPr>
+              <w:spacing w:after="0" w:before="0" w:line="250"/>
+            </w:pPr>
+            <w:r>
+              <w:rPr>
+                <w:rFonts w:ascii="Arial" w:cs="Arial" w:eastAsia="Arial" w:hAnsi="Arial"/>
+                <w:color w:val="14181D"/>
+                <w:sz w:val="16"/>
+                <w:szCs w:val="16"/>
+              </w:rPr>
+              <w:t xml:space="preserve">110</w:t>
+            </w:r>
+          </w:p>
+        </w:tc>
+      </w:tr>
+      <w:tr>
+        <w:tc>
+          <w:tcPr>
+            <w:tcW w:type="dxa" w:w="2075"/>
+            <w:tcMar>
+              <w:top w:type="dxa" w:w="70"/>
+              <w:left w:type="dxa" w:w="110"/>
+              <w:bottom w:type="dxa" w:w="70"/>
+              <w:right w:type="dxa" w:w="110"/>
+            </w:tcMar>
+          </w:tcPr>
+          <w:p>
+            <w:pPr>
+              <w:spacing w:after="0" w:before="0" w:line="250"/>
+            </w:pPr>
+            <w:r>
+              <w:rPr>
+                <w:rFonts w:ascii="Arial" w:cs="Arial" w:eastAsia="Arial" w:hAnsi="Arial"/>
+                <w:color w:val="14181D"/>
+                <w:sz w:val="16"/>
+                <w:szCs w:val="16"/>
+              </w:rPr>
+              <w:t xml:space="preserve">Paragraphs</w:t>
+            </w:r>
+          </w:p>
+        </w:tc>
+        <w:tc>
+          <w:tcPr>
+            <w:tcW w:type="dxa" w:w="6225"/>
+            <w:tcMar>
+              <w:top w:type="dxa" w:w="70"/>
+              <w:left w:type="dxa" w:w="110"/>
+              <w:bottom w:type="dxa" w:w="70"/>
+              <w:right w:type="dxa" w:w="110"/>
+            </w:tcMar>
+          </w:tcPr>
+          <w:p>
+            <w:pPr>
+              <w:spacing w:after="0" w:before="0" w:line="250"/>
+            </w:pPr>
+            <w:r>
+              <w:rPr>
+                <w:rFonts w:ascii="Arial" w:cs="Arial" w:eastAsia="Arial" w:hAnsi="Arial"/>
+                <w:color w:val="14181D"/>
+                <w:sz w:val="16"/>
+                <w:szCs w:val="16"/>
+              </w:rPr>
+              <w:t xml:space="preserve">Three or four, one or two lines each</w:t>
+            </w:r>
+          </w:p>
+        </w:tc>
+      </w:tr>
+      <w:tr>
+        <w:tc>
+          <w:tcPr>
+            <w:tcW w:type="dxa" w:w="2075"/>
+            <w:shd w:fill="F2EFE7" w:color="auto" w:val="clear"/>
+            <w:tcMar>
+              <w:top w:type="dxa" w:w="70"/>
+              <w:left w:type="dxa" w:w="110"/>
+              <w:bottom w:type="dxa" w:w="70"/>
+              <w:right w:type="dxa" w:w="110"/>
+            </w:tcMar>
+          </w:tcPr>
+          <w:p>
+            <w:pPr>
+              <w:spacing w:after="0" w:before="0" w:line="250"/>
+            </w:pPr>
+            <w:r>
+              <w:rPr>
+                <w:rFonts w:ascii="Arial" w:cs="Arial" w:eastAsia="Arial" w:hAnsi="Arial"/>
+                <w:color w:val="14181D"/>
+                <w:sz w:val="16"/>
+                <w:szCs w:val="16"/>
+              </w:rPr>
+              <w:t xml:space="preserve">Ideas</w:t>
+            </w:r>
+          </w:p>
+        </w:tc>
+        <w:tc>
+          <w:tcPr>
+            <w:tcW w:type="dxa" w:w="6225"/>
+            <w:shd w:fill="F2EFE7" w:color="auto" w:val="clear"/>
+            <w:tcMar>
+              <w:top w:type="dxa" w:w="70"/>
+              <w:left w:type="dxa" w:w="110"/>
+              <w:bottom w:type="dxa" w:w="70"/>
+              <w:right w:type="dxa" w:w="110"/>
+            </w:tcMar>
+          </w:tcPr>
+          <w:p>
+            <w:pPr>
+              <w:spacing w:after="0" w:before="0" w:line="250"/>
+            </w:pPr>
+            <w:r>
+              <w:rPr>
+                <w:rFonts w:ascii="Arial" w:cs="Arial" w:eastAsia="Arial" w:hAnsi="Arial"/>
+                <w:color w:val="14181D"/>
+                <w:sz w:val="16"/>
+                <w:szCs w:val="16"/>
+              </w:rPr>
+              <w:t xml:space="preserve">One. Not the best two.</w:t>
+            </w:r>
+          </w:p>
+        </w:tc>
+      </w:tr>
+    </w:tbl>
+    <w:p>
+      <w:pPr>
+        <w:spacing w:after="90" w:before="90" w:line="280"/>
+      </w:pPr>
+      <w:r>
+        <w:rPr>
+          <w:rFonts w:ascii="Arial" w:cs="Arial" w:eastAsia="Arial" w:hAnsi="Arial"/>
+          <w:color w:val="14181D"/>
+          <w:sz w:val="20"/>
+          <w:szCs w:val="20"/>
+        </w:rPr>
+        <w:t xml:space="preserve">The four-part shape still holds — credit, insight, bridge, offer — but each part is now a sentence rather than a paragraph. The discipline is cutting the second good idea, which is always the hardest thing to delete and almost always what pushes a comment past the fold.</w:t>
+      </w:r>
+    </w:p>
+    <w:p>
+      <w:pPr>
+        <w:spacing w:after="90" w:before="90" w:line="280"/>
+      </w:pPr>
+      <w:r>
+        <w:rPr>
+          <w:rFonts w:ascii="Arial" w:cs="Arial" w:eastAsia="Arial" w:hAnsi="Arial"/>
+          <w:b/>
+          <w:bCs/>
+          <w:color w:val="14181D"/>
+          <w:sz w:val="20"/>
+          <w:szCs w:val="20"/>
+        </w:rPr>
+        <w:t xml:space="preserve">The sell survives the cut.</w:t>
+      </w:r>
+      <w:r>
+        <w:rPr>
+          <w:rFonts w:ascii="Arial" w:cs="Arial" w:eastAsia="Arial" w:hAnsi="Arial"/>
+          <w:color w:val="14181D"/>
+          <w:sz w:val="20"/>
+          <w:szCs w:val="20"/>
+        </w:rPr>
+        <w:t xml:space="preserve"> Shorter does not mean dropping the commercial close; it means the insight gets one sentence instead of four, so the close still lands above the fold.</w:t>
+      </w:r>
+    </w:p>
+    <w:p>
+      <w:pPr>
+        <w:spacing w:after="90" w:before="90" w:line="280"/>
+      </w:pPr>
+      <w:r>
+        <w:rPr>
+          <w:rFonts w:ascii="Arial" w:cs="Arial" w:eastAsia="Arial" w:hAnsi="Arial"/>
+          <w:b/>
+          <w:bCs/>
+          <w:color w:val="14181D"/>
+          <w:sz w:val="20"/>
+          <w:szCs w:val="20"/>
+        </w:rPr>
+        <w:t xml:space="preserve">The three rules together are the whole brief:</w:t>
+      </w:r>
+      <w:r>
+        <w:rPr>
+          <w:rFonts w:ascii="Arial" w:cs="Arial" w:eastAsia="Arial" w:hAnsi="Arial"/>
+          <w:color w:val="14181D"/>
+          <w:sz w:val="20"/>
+          <w:szCs w:val="20"/>
+        </w:rPr>
+        <w:t xml:space="preserve"> </w:t>
+      </w:r>
+      <w:r>
+        <w:rPr>
+          <w:rFonts w:ascii="Arial" w:cs="Arial" w:eastAsia="Arial" w:hAnsi="Arial"/>
+          <w:i/>
+          <w:iCs/>
+          <w:color w:val="14181D"/>
+          <w:sz w:val="20"/>
+          <w:szCs w:val="20"/>
+        </w:rPr>
+        <w:t xml:space="preserve">first person, short, and sell.</w:t>
       </w:r>
       <w:r>
         <w:rPr>
